--- a/5009/01 September 2025/LO3 Recorded PPT/Solutions Document.docx
+++ b/5009/01 September 2025/LO3 Recorded PPT/Solutions Document.docx
@@ -3,33 +3,134 @@
 <w:document xmlns:wpc="http://schemas.microsoft.com/office/word/2010/wordprocessingCanvas" xmlns:cx="http://schemas.microsoft.com/office/drawing/2014/chartex" xmlns:cx1="http://schemas.microsoft.com/office/drawing/2015/9/8/chartex" xmlns:cx2="http://schemas.microsoft.com/office/drawing/2015/10/21/chartex" xmlns:cx3="http://schemas.microsoft.com/office/drawing/2016/5/9/chartex" xmlns:cx4="http://schemas.microsoft.com/office/drawing/2016/5/10/chartex" xmlns:cx5="http://schemas.microsoft.com/office/drawing/2016/5/11/chartex" xmlns:cx6="http://schemas.microsoft.com/office/drawing/2016/5/12/chartex" xmlns:cx7="http://schemas.microsoft.com/office/drawing/2016/5/13/chartex" xmlns:cx8="http://schemas.microsoft.com/office/drawing/2016/5/14/chartex" xmlns:mc="http://schemas.openxmlformats.org/markup-compatibility/2006" xmlns:aink="http://schemas.microsoft.com/office/drawing/2016/ink" xmlns:am3d="http://schemas.microsoft.com/office/drawing/2017/model3d" xmlns:o="urn:schemas-microsoft-com:office:office" xmlns:oel="http://schemas.microsoft.com/office/2019/extlst" xmlns:r="http://schemas.openxmlformats.org/officeDocument/2006/relationships" xmlns:m="http://schemas.openxmlformats.org/officeDocument/2006/math" xmlns:v="urn:schemas-microsoft-com:vml" xmlns:wp14="http://schemas.microsoft.com/office/word/2010/wordprocessingDrawing" xmlns:wp="http://schemas.openxmlformats.org/drawingml/2006/wordprocessingDrawing" xmlns:w10="urn:schemas-microsoft-com:office:word" xmlns:w="http://schemas.openxmlformats.org/wordprocessingml/2006/main" xmlns:w14="http://schemas.microsoft.com/office/word/2010/wordml" xmlns:w15="http://schemas.microsoft.com/office/word/2012/wordml" xmlns:w16cex="http://schemas.microsoft.com/office/word/2018/wordml/cex" xmlns:w16cid="http://schemas.microsoft.com/office/word/2016/wordml/cid" xmlns:w16="http://schemas.microsoft.com/office/word/2018/wordml" xmlns:w16du="http://schemas.microsoft.com/office/word/2023/wordml/word16du" xmlns:w16sdtdh="http://schemas.microsoft.com/office/word/2020/wordml/sdtdatahash" xmlns:w16sdtfl="http://schemas.microsoft.com/office/word/2024/wordml/sdtformatlock" xmlns:w16se="http://schemas.microsoft.com/office/word/2015/wordml/symex" xmlns:wpg="http://schemas.microsoft.com/office/word/2010/wordprocessingGroup" xmlns:wpi="http://schemas.microsoft.com/office/word/2010/wordprocessingInk" xmlns:wne="http://schemas.microsoft.com/office/word/2006/wordml" xmlns:wps="http://schemas.microsoft.com/office/word/2010/wordprocessingShape" mc:Ignorable="w14 w15 w16se w16cid w16 w16cex w16sdtdh w16sdtfl w16du wp14">
   <w:body>
     <w:p>
-      <w:r>
-        <w:br w:type="page"/>
+      <w:pPr>
+        <w:pStyle w:val="Title"/>
+        <w:jc w:val="center"/>
+        <w:rPr>
+          <w:b/>
+          <w:bCs/>
+        </w:rPr>
+      </w:pPr>
+      <w:r>
+        <w:rPr>
+          <w:b/>
+          <w:bCs/>
+        </w:rPr>
+        <w:t>LO3 – Mini Tasks Pack</w:t>
       </w:r>
     </w:p>
     <w:p>
-      <w:r>
-        <w:lastRenderedPageBreak/>
-        <w:br w:type="page"/>
+      <w:pPr>
+        <w:pStyle w:val="Title"/>
+        <w:jc w:val="center"/>
+      </w:pPr>
+      <w:r>
+        <w:t>(Med</w:t>
+      </w:r>
+      <w:r>
+        <w:t>-</w:t>
+      </w:r>
+      <w:r>
+        <w:t>Pack Vocational Context)</w:t>
       </w:r>
     </w:p>
     <w:p>
-      <w:r>
-        <w:lastRenderedPageBreak/>
-        <w:br w:type="page"/>
+      <w:pPr>
+        <w:pStyle w:val="Title"/>
+        <w:jc w:val="center"/>
+        <w:rPr>
+          <w:i/>
+          <w:iCs/>
+        </w:rPr>
+      </w:pPr>
+      <w:r>
+        <w:rPr>
+          <w:i/>
+          <w:iCs/>
+        </w:rPr>
+        <w:t>[Solutions</w:t>
+      </w:r>
+      <w:r>
+        <w:rPr>
+          <w:i/>
+          <w:iCs/>
+        </w:rPr>
+        <w:t xml:space="preserve"> Document</w:t>
+      </w:r>
+      <w:r>
+        <w:rPr>
+          <w:i/>
+          <w:iCs/>
+        </w:rPr>
+        <w:t>]</w:t>
       </w:r>
     </w:p>
     <w:p>
-      <w:r>
-        <w:lastRenderedPageBreak/>
-        <w:br w:type="page"/>
-      </w:r>
+      <w:pPr>
+        <w:pStyle w:val="Title"/>
+      </w:pPr>
     </w:p>
     <w:p>
-      <w:r>
+      <w:pPr>
+        <w:pStyle w:val="Title"/>
+      </w:pPr>
+    </w:p>
+    <w:p>
+      <w:pPr>
+        <w:pStyle w:val="Title"/>
+        <w:jc w:val="right"/>
+      </w:pPr>
+    </w:p>
+    <w:p>
+      <w:pPr>
+        <w:pStyle w:val="Title"/>
+        <w:jc w:val="right"/>
+      </w:pPr>
+    </w:p>
+    <w:p>
+      <w:pPr>
+        <w:pStyle w:val="Title"/>
+        <w:jc w:val="right"/>
+      </w:pPr>
+    </w:p>
+    <w:p>
+      <w:pPr>
+        <w:pStyle w:val="Title"/>
+        <w:jc w:val="right"/>
+      </w:pPr>
+    </w:p>
+    <w:p/>
+    <w:p/>
+    <w:p/>
+    <w:p/>
+    <w:p/>
+    <w:p/>
+    <w:p/>
+    <w:p/>
+    <w:p/>
+    <w:p/>
+    <w:p/>
+    <w:p/>
+    <w:p/>
+    <w:p/>
+    <w:p>
+      <w:pPr>
+        <w:pStyle w:val="Title"/>
+        <w:jc w:val="right"/>
+      </w:pPr>
+      <w:r>
+        <w:t>by Akbar Q</w:t>
+      </w:r>
+      <w:r>
+        <w:br w:type="page"/>
+      </w:r>
+      <w:r>
+        <w:rPr>
+          <w:noProof/>
+        </w:rPr>
         <w:lastRenderedPageBreak/>
         <w:drawing>
-          <wp:anchor distT="0" distB="0" distL="114300" distR="114300" simplePos="0" relativeHeight="251667456" behindDoc="0" locked="0" layoutInCell="1" allowOverlap="1" wp14:anchorId="3D2C26B4" wp14:editId="68130FEE">
+          <wp:anchor distT="0" distB="0" distL="114300" distR="114300" simplePos="0" relativeHeight="251667456" behindDoc="0" locked="0" layoutInCell="1" allowOverlap="1" wp14:anchorId="3D2C26B4" wp14:editId="73608C7B">
             <wp:simplePos x="0" y="0"/>
             <wp:positionH relativeFrom="margin">
               <wp:align>left</wp:align>
@@ -52,7 +153,7 @@
                     <pic:cNvPicPr/>
                   </pic:nvPicPr>
                   <pic:blipFill>
-                    <a:blip r:embed="rId4"/>
+                    <a:blip r:embed="rId5"/>
                     <a:stretch>
                       <a:fillRect/>
                     </a:stretch>
@@ -77,7 +178,7 @@
           <w:noProof/>
         </w:rPr>
         <w:drawing>
-          <wp:anchor distT="0" distB="0" distL="114300" distR="114300" simplePos="0" relativeHeight="251665408" behindDoc="0" locked="0" layoutInCell="1" allowOverlap="1" wp14:anchorId="2F53BF6F" wp14:editId="076221D0">
+          <wp:anchor distT="0" distB="0" distL="114300" distR="114300" simplePos="0" relativeHeight="251665408" behindDoc="0" locked="0" layoutInCell="1" allowOverlap="1" wp14:anchorId="2F53BF6F" wp14:editId="7552B8C9">
             <wp:simplePos x="0" y="0"/>
             <wp:positionH relativeFrom="margin">
               <wp:align>right</wp:align>
@@ -102,7 +203,7 @@
                     </pic:cNvPicPr>
                   </pic:nvPicPr>
                   <pic:blipFill>
-                    <a:blip r:embed="rId5" cstate="print">
+                    <a:blip r:embed="rId6" cstate="print">
                       <a:extLst>
                         <a:ext uri="{28A0092B-C50C-407E-A947-70E740481C1C}">
                           <a14:useLocalDpi xmlns:a14="http://schemas.microsoft.com/office/drawing/2010/main" val="0"/>
@@ -140,6 +241,9 @@
         </w:drawing>
       </w:r>
       <w:r>
+        <w:rPr>
+          <w:noProof/>
+        </w:rPr>
         <w:drawing>
           <wp:anchor distT="0" distB="0" distL="114300" distR="114300" simplePos="0" relativeHeight="251668480" behindDoc="0" locked="0" layoutInCell="1" allowOverlap="1" wp14:anchorId="591BF112" wp14:editId="1B0B6C4E">
             <wp:simplePos x="0" y="0"/>
@@ -164,7 +268,7 @@
                     <pic:cNvPicPr/>
                   </pic:nvPicPr>
                   <pic:blipFill>
-                    <a:blip r:embed="rId6"/>
+                    <a:blip r:embed="rId7"/>
                     <a:stretch>
                       <a:fillRect/>
                     </a:stretch>
@@ -190,6 +294,9 @@
     </w:p>
     <w:p>
       <w:r>
+        <w:rPr>
+          <w:noProof/>
+        </w:rPr>
         <w:lastRenderedPageBreak/>
         <w:drawing>
           <wp:anchor distT="0" distB="0" distL="114300" distR="114300" simplePos="0" relativeHeight="251670528" behindDoc="0" locked="0" layoutInCell="1" allowOverlap="1" wp14:anchorId="5B585735" wp14:editId="4955FE61">
@@ -215,7 +322,7 @@
                     <pic:cNvPicPr/>
                   </pic:nvPicPr>
                   <pic:blipFill>
-                    <a:blip r:embed="rId7"/>
+                    <a:blip r:embed="rId8"/>
                     <a:stretch>
                       <a:fillRect/>
                     </a:stretch>
@@ -236,6 +343,9 @@
         </w:drawing>
       </w:r>
       <w:r>
+        <w:rPr>
+          <w:noProof/>
+        </w:rPr>
         <w:drawing>
           <wp:anchor distT="0" distB="0" distL="114300" distR="114300" simplePos="0" relativeHeight="251674624" behindDoc="0" locked="0" layoutInCell="1" allowOverlap="1" wp14:anchorId="1C030184" wp14:editId="3F41775A">
             <wp:simplePos x="0" y="0"/>
@@ -260,7 +370,7 @@
                     <pic:cNvPicPr/>
                   </pic:nvPicPr>
                   <pic:blipFill>
-                    <a:blip r:embed="rId8"/>
+                    <a:blip r:embed="rId9"/>
                     <a:stretch>
                       <a:fillRect/>
                     </a:stretch>
@@ -310,7 +420,7 @@
                     </pic:cNvPicPr>
                   </pic:nvPicPr>
                   <pic:blipFill>
-                    <a:blip r:embed="rId9" cstate="print">
+                    <a:blip r:embed="rId10" cstate="print">
                       <a:extLst>
                         <a:ext uri="{28A0092B-C50C-407E-A947-70E740481C1C}">
                           <a14:useLocalDpi xmlns:a14="http://schemas.microsoft.com/office/drawing/2010/main" val="0"/>
@@ -355,18 +465,18 @@
       <w:r>
         <w:lastRenderedPageBreak/>
         <w:drawing>
-          <wp:anchor distT="0" distB="0" distL="114300" distR="114300" simplePos="0" relativeHeight="251678720" behindDoc="0" locked="0" layoutInCell="1" allowOverlap="1" wp14:anchorId="7E30D14E" wp14:editId="143B80DB">
+          <wp:anchor distT="0" distB="0" distL="114300" distR="114300" simplePos="0" relativeHeight="251678720" behindDoc="0" locked="0" layoutInCell="1" allowOverlap="1" wp14:anchorId="17A483C3" wp14:editId="51D8A3A7">
             <wp:simplePos x="0" y="0"/>
             <wp:positionH relativeFrom="margin">
-              <wp:align>right</wp:align>
+              <wp:align>center</wp:align>
             </wp:positionH>
             <wp:positionV relativeFrom="paragraph">
-              <wp:posOffset>3821853</wp:posOffset>
+              <wp:posOffset>4018915</wp:posOffset>
             </wp:positionV>
-            <wp:extent cx="5731510" cy="2729865"/>
+            <wp:extent cx="5731510" cy="2402840"/>
             <wp:effectExtent l="0" t="0" r="2540" b="0"/>
             <wp:wrapTopAndBottom/>
-            <wp:docPr id="1525566623" name="Picture 1"/>
+            <wp:docPr id="1906497487" name="Picture 1"/>
             <wp:cNvGraphicFramePr>
               <a:graphicFrameLocks xmlns:a="http://schemas.openxmlformats.org/drawingml/2006/main" noChangeAspect="1"/>
             </wp:cNvGraphicFramePr>
@@ -374,11 +484,11 @@
               <a:graphicData uri="http://schemas.openxmlformats.org/drawingml/2006/picture">
                 <pic:pic xmlns:pic="http://schemas.openxmlformats.org/drawingml/2006/picture">
                   <pic:nvPicPr>
-                    <pic:cNvPr id="1525566623" name=""/>
+                    <pic:cNvPr id="1906497487" name=""/>
                     <pic:cNvPicPr/>
                   </pic:nvPicPr>
                   <pic:blipFill>
-                    <a:blip r:embed="rId10"/>
+                    <a:blip r:embed="rId11"/>
                     <a:stretch>
                       <a:fillRect/>
                     </a:stretch>
@@ -386,7 +496,7 @@
                   <pic:spPr>
                     <a:xfrm>
                       <a:off x="0" y="0"/>
-                      <a:ext cx="5731510" cy="2729865"/>
+                      <a:ext cx="5731510" cy="2402840"/>
                     </a:xfrm>
                     <a:prstGeom prst="rect">
                       <a:avLst/>
@@ -428,7 +538,7 @@
                     </pic:cNvPicPr>
                   </pic:nvPicPr>
                   <pic:blipFill>
-                    <a:blip r:embed="rId11" cstate="print">
+                    <a:blip r:embed="rId12" cstate="print">
                       <a:extLst>
                         <a:ext uri="{28A0092B-C50C-407E-A947-70E740481C1C}">
                           <a14:useLocalDpi xmlns:a14="http://schemas.microsoft.com/office/drawing/2010/main" val="0"/>
@@ -471,18 +581,63 @@
     </w:p>
     <w:p>
       <w:r>
-        <w:rPr>
-          <w:noProof/>
-        </w:rPr>
         <w:lastRenderedPageBreak/>
         <w:drawing>
-          <wp:anchor distT="0" distB="0" distL="114300" distR="114300" simplePos="0" relativeHeight="251659264" behindDoc="0" locked="0" layoutInCell="1" allowOverlap="1" wp14:anchorId="292A3B14" wp14:editId="1A2EE143">
+          <wp:anchor distT="0" distB="0" distL="114300" distR="114300" simplePos="0" relativeHeight="251680768" behindDoc="0" locked="0" layoutInCell="1" allowOverlap="1" wp14:anchorId="4D82B8ED" wp14:editId="654EF904">
             <wp:simplePos x="0" y="0"/>
             <wp:positionH relativeFrom="margin">
               <wp:align>center</wp:align>
             </wp:positionH>
             <wp:positionV relativeFrom="paragraph">
-              <wp:posOffset>1905</wp:posOffset>
+              <wp:posOffset>4086014</wp:posOffset>
+            </wp:positionV>
+            <wp:extent cx="5731510" cy="3216910"/>
+            <wp:effectExtent l="0" t="0" r="2540" b="2540"/>
+            <wp:wrapTopAndBottom/>
+            <wp:docPr id="2050225757" name="Picture 1"/>
+            <wp:cNvGraphicFramePr>
+              <a:graphicFrameLocks xmlns:a="http://schemas.openxmlformats.org/drawingml/2006/main" noChangeAspect="1"/>
+            </wp:cNvGraphicFramePr>
+            <a:graphic xmlns:a="http://schemas.openxmlformats.org/drawingml/2006/main">
+              <a:graphicData uri="http://schemas.openxmlformats.org/drawingml/2006/picture">
+                <pic:pic xmlns:pic="http://schemas.openxmlformats.org/drawingml/2006/picture">
+                  <pic:nvPicPr>
+                    <pic:cNvPr id="2050225757" name=""/>
+                    <pic:cNvPicPr/>
+                  </pic:nvPicPr>
+                  <pic:blipFill>
+                    <a:blip r:embed="rId13"/>
+                    <a:stretch>
+                      <a:fillRect/>
+                    </a:stretch>
+                  </pic:blipFill>
+                  <pic:spPr>
+                    <a:xfrm>
+                      <a:off x="0" y="0"/>
+                      <a:ext cx="5731510" cy="3216910"/>
+                    </a:xfrm>
+                    <a:prstGeom prst="rect">
+                      <a:avLst/>
+                    </a:prstGeom>
+                  </pic:spPr>
+                </pic:pic>
+              </a:graphicData>
+            </a:graphic>
+          </wp:anchor>
+        </w:drawing>
+      </w:r>
+      <w:r>
+        <w:rPr>
+          <w:noProof/>
+        </w:rPr>
+        <w:drawing>
+          <wp:anchor distT="0" distB="0" distL="114300" distR="114300" simplePos="0" relativeHeight="251659264" behindDoc="0" locked="0" layoutInCell="1" allowOverlap="1" wp14:anchorId="292A3B14" wp14:editId="3EBA60BD">
+            <wp:simplePos x="0" y="0"/>
+            <wp:positionH relativeFrom="margin">
+              <wp:posOffset>-1270</wp:posOffset>
+            </wp:positionH>
+            <wp:positionV relativeFrom="paragraph">
+              <wp:posOffset>1270</wp:posOffset>
             </wp:positionV>
             <wp:extent cx="5731510" cy="3820795"/>
             <wp:effectExtent l="0" t="0" r="2540" b="8255"/>
@@ -501,7 +656,7 @@
                     </pic:cNvPicPr>
                   </pic:nvPicPr>
                   <pic:blipFill>
-                    <a:blip r:embed="rId12" cstate="print">
+                    <a:blip r:embed="rId14" cstate="print">
                       <a:extLst>
                         <a:ext uri="{28A0092B-C50C-407E-A947-70E740481C1C}">
                           <a14:useLocalDpi xmlns:a14="http://schemas.microsoft.com/office/drawing/2010/main" val="0"/>
@@ -539,6 +694,184 @@
         </w:drawing>
       </w:r>
     </w:p>
+    <w:p/>
+    <w:p/>
+    <w:p/>
+    <w:p>
+      <w:r>
+        <w:br w:type="page"/>
+      </w:r>
+    </w:p>
+    <w:p>
+      <w:r>
+        <w:lastRenderedPageBreak/>
+        <w:drawing>
+          <wp:anchor distT="0" distB="0" distL="114300" distR="114300" simplePos="0" relativeHeight="251684864" behindDoc="0" locked="0" layoutInCell="1" allowOverlap="1" wp14:anchorId="0683CAC9" wp14:editId="4EA53384">
+            <wp:simplePos x="0" y="0"/>
+            <wp:positionH relativeFrom="margin">
+              <wp:align>right</wp:align>
+            </wp:positionH>
+            <wp:positionV relativeFrom="paragraph">
+              <wp:posOffset>4143164</wp:posOffset>
+            </wp:positionV>
+            <wp:extent cx="5731510" cy="562610"/>
+            <wp:effectExtent l="0" t="0" r="2540" b="8890"/>
+            <wp:wrapTopAndBottom/>
+            <wp:docPr id="1602058000" name="Picture 1"/>
+            <wp:cNvGraphicFramePr>
+              <a:graphicFrameLocks xmlns:a="http://schemas.openxmlformats.org/drawingml/2006/main" noChangeAspect="1"/>
+            </wp:cNvGraphicFramePr>
+            <a:graphic xmlns:a="http://schemas.openxmlformats.org/drawingml/2006/main">
+              <a:graphicData uri="http://schemas.openxmlformats.org/drawingml/2006/picture">
+                <pic:pic xmlns:pic="http://schemas.openxmlformats.org/drawingml/2006/picture">
+                  <pic:nvPicPr>
+                    <pic:cNvPr id="1602058000" name=""/>
+                    <pic:cNvPicPr/>
+                  </pic:nvPicPr>
+                  <pic:blipFill>
+                    <a:blip r:embed="rId15"/>
+                    <a:stretch>
+                      <a:fillRect/>
+                    </a:stretch>
+                  </pic:blipFill>
+                  <pic:spPr>
+                    <a:xfrm>
+                      <a:off x="0" y="0"/>
+                      <a:ext cx="5731510" cy="562610"/>
+                    </a:xfrm>
+                    <a:prstGeom prst="rect">
+                      <a:avLst/>
+                    </a:prstGeom>
+                  </pic:spPr>
+                </pic:pic>
+              </a:graphicData>
+            </a:graphic>
+          </wp:anchor>
+        </w:drawing>
+      </w:r>
+      <w:r>
+        <w:rPr>
+          <w:noProof/>
+        </w:rPr>
+        <w:drawing>
+          <wp:anchor distT="0" distB="0" distL="114300" distR="114300" simplePos="0" relativeHeight="251682816" behindDoc="0" locked="0" layoutInCell="1" allowOverlap="1" wp14:anchorId="44E6A2F2" wp14:editId="32B621AD">
+            <wp:simplePos x="0" y="0"/>
+            <wp:positionH relativeFrom="margin">
+              <wp:align>center</wp:align>
+            </wp:positionH>
+            <wp:positionV relativeFrom="paragraph">
+              <wp:posOffset>0</wp:posOffset>
+            </wp:positionV>
+            <wp:extent cx="5731510" cy="3820795"/>
+            <wp:effectExtent l="0" t="0" r="2540" b="8255"/>
+            <wp:wrapTopAndBottom/>
+            <wp:docPr id="114158901" name="Picture 1"/>
+            <wp:cNvGraphicFramePr>
+              <a:graphicFrameLocks xmlns:a="http://schemas.openxmlformats.org/drawingml/2006/main" noChangeAspect="1"/>
+            </wp:cNvGraphicFramePr>
+            <a:graphic xmlns:a="http://schemas.openxmlformats.org/drawingml/2006/main">
+              <a:graphicData uri="http://schemas.openxmlformats.org/drawingml/2006/picture">
+                <pic:pic xmlns:pic="http://schemas.openxmlformats.org/drawingml/2006/picture">
+                  <pic:nvPicPr>
+                    <pic:cNvPr id="0" name="Picture 2"/>
+                    <pic:cNvPicPr>
+                      <a:picLocks noChangeAspect="1" noChangeArrowheads="1"/>
+                    </pic:cNvPicPr>
+                  </pic:nvPicPr>
+                  <pic:blipFill>
+                    <a:blip r:embed="rId16" cstate="print">
+                      <a:extLst>
+                        <a:ext uri="{28A0092B-C50C-407E-A947-70E740481C1C}">
+                          <a14:useLocalDpi xmlns:a14="http://schemas.microsoft.com/office/drawing/2010/main" val="0"/>
+                        </a:ext>
+                      </a:extLst>
+                    </a:blip>
+                    <a:srcRect/>
+                    <a:stretch>
+                      <a:fillRect/>
+                    </a:stretch>
+                  </pic:blipFill>
+                  <pic:spPr bwMode="auto">
+                    <a:xfrm>
+                      <a:off x="0" y="0"/>
+                      <a:ext cx="5731510" cy="3820795"/>
+                    </a:xfrm>
+                    <a:prstGeom prst="rect">
+                      <a:avLst/>
+                    </a:prstGeom>
+                    <a:noFill/>
+                    <a:ln>
+                      <a:noFill/>
+                    </a:ln>
+                  </pic:spPr>
+                </pic:pic>
+              </a:graphicData>
+            </a:graphic>
+            <wp14:sizeRelH relativeFrom="page">
+              <wp14:pctWidth>0</wp14:pctWidth>
+            </wp14:sizeRelH>
+            <wp14:sizeRelV relativeFrom="page">
+              <wp14:pctHeight>0</wp14:pctHeight>
+            </wp14:sizeRelV>
+          </wp:anchor>
+        </w:drawing>
+      </w:r>
+    </w:p>
+    <w:p>
+      <w:r>
+        <w:drawing>
+          <wp:anchor distT="0" distB="0" distL="114300" distR="114300" simplePos="0" relativeHeight="251686912" behindDoc="0" locked="0" layoutInCell="1" allowOverlap="1" wp14:anchorId="2375341E" wp14:editId="5FB71877">
+            <wp:simplePos x="0" y="0"/>
+            <wp:positionH relativeFrom="margin">
+              <wp:align>left</wp:align>
+            </wp:positionH>
+            <wp:positionV relativeFrom="paragraph">
+              <wp:posOffset>977265</wp:posOffset>
+            </wp:positionV>
+            <wp:extent cx="5020310" cy="1143000"/>
+            <wp:effectExtent l="0" t="0" r="8890" b="0"/>
+            <wp:wrapTopAndBottom/>
+            <wp:docPr id="1999445993" name="Picture 1"/>
+            <wp:cNvGraphicFramePr>
+              <a:graphicFrameLocks xmlns:a="http://schemas.openxmlformats.org/drawingml/2006/main" noChangeAspect="1"/>
+            </wp:cNvGraphicFramePr>
+            <a:graphic xmlns:a="http://schemas.openxmlformats.org/drawingml/2006/main">
+              <a:graphicData uri="http://schemas.openxmlformats.org/drawingml/2006/picture">
+                <pic:pic xmlns:pic="http://schemas.openxmlformats.org/drawingml/2006/picture">
+                  <pic:nvPicPr>
+                    <pic:cNvPr id="1999445993" name=""/>
+                    <pic:cNvPicPr/>
+                  </pic:nvPicPr>
+                  <pic:blipFill>
+                    <a:blip r:embed="rId17"/>
+                    <a:stretch>
+                      <a:fillRect/>
+                    </a:stretch>
+                  </pic:blipFill>
+                  <pic:spPr>
+                    <a:xfrm>
+                      <a:off x="0" y="0"/>
+                      <a:ext cx="5020310" cy="1143000"/>
+                    </a:xfrm>
+                    <a:prstGeom prst="rect">
+                      <a:avLst/>
+                    </a:prstGeom>
+                  </pic:spPr>
+                </pic:pic>
+              </a:graphicData>
+            </a:graphic>
+          </wp:anchor>
+        </w:drawing>
+      </w:r>
+    </w:p>
+    <w:p/>
+    <w:p>
+      <w:r>
+        <w:br w:type="page"/>
+      </w:r>
+    </w:p>
+    <w:p/>
+    <w:p/>
     <w:sectPr>
       <w:pgSz w:w="11906" w:h="16838"/>
       <w:pgMar w:top="1440" w:right="1440" w:bottom="1440" w:left="1440" w:header="708" w:footer="708" w:gutter="0"/>
@@ -547,6 +880,126 @@
     </w:sectPr>
   </w:body>
 </w:document>
+</file>
+
+<file path=word/numbering.xml><?xml version="1.0" encoding="utf-8"?>
+<w:numbering xmlns:wpc="http://schemas.microsoft.com/office/word/2010/wordprocessingCanvas" xmlns:cx="http://schemas.microsoft.com/office/drawing/2014/chartex" xmlns:cx1="http://schemas.microsoft.com/office/drawing/2015/9/8/chartex" xmlns:cx2="http://schemas.microsoft.com/office/drawing/2015/10/21/chartex" xmlns:cx3="http://schemas.microsoft.com/office/drawing/2016/5/9/chartex" xmlns:cx4="http://schemas.microsoft.com/office/drawing/2016/5/10/chartex" xmlns:cx5="http://schemas.microsoft.com/office/drawing/2016/5/11/chartex" xmlns:cx6="http://schemas.microsoft.com/office/drawing/2016/5/12/chartex" xmlns:cx7="http://schemas.microsoft.com/office/drawing/2016/5/13/chartex" xmlns:cx8="http://schemas.microsoft.com/office/drawing/2016/5/14/chartex" xmlns:mc="http://schemas.openxmlformats.org/markup-compatibility/2006" xmlns:aink="http://schemas.microsoft.com/office/drawing/2016/ink" xmlns:am3d="http://schemas.microsoft.com/office/drawing/2017/model3d" xmlns:o="urn:schemas-microsoft-com:office:office" xmlns:oel="http://schemas.microsoft.com/office/2019/extlst" xmlns:r="http://schemas.openxmlformats.org/officeDocument/2006/relationships" xmlns:m="http://schemas.openxmlformats.org/officeDocument/2006/math" xmlns:v="urn:schemas-microsoft-com:vml" xmlns:wp14="http://schemas.microsoft.com/office/word/2010/wordprocessingDrawing" xmlns:wp="http://schemas.openxmlformats.org/drawingml/2006/wordprocessingDrawing" xmlns:w10="urn:schemas-microsoft-com:office:word" xmlns:w="http://schemas.openxmlformats.org/wordprocessingml/2006/main" xmlns:w14="http://schemas.microsoft.com/office/word/2010/wordml" xmlns:w15="http://schemas.microsoft.com/office/word/2012/wordml" xmlns:w16cex="http://schemas.microsoft.com/office/word/2018/wordml/cex" xmlns:w16cid="http://schemas.microsoft.com/office/word/2016/wordml/cid" xmlns:w16="http://schemas.microsoft.com/office/word/2018/wordml" xmlns:w16du="http://schemas.microsoft.com/office/word/2023/wordml/word16du" xmlns:w16sdtdh="http://schemas.microsoft.com/office/word/2020/wordml/sdtdatahash" xmlns:w16sdtfl="http://schemas.microsoft.com/office/word/2024/wordml/sdtformatlock" xmlns:w16se="http://schemas.microsoft.com/office/word/2015/wordml/symex" xmlns:wpg="http://schemas.microsoft.com/office/word/2010/wordprocessingGroup" xmlns:wpi="http://schemas.microsoft.com/office/word/2010/wordprocessingInk" xmlns:wne="http://schemas.microsoft.com/office/word/2006/wordml" xmlns:wps="http://schemas.microsoft.com/office/word/2010/wordprocessingShape" mc:Ignorable="w14 w15 w16se w16cid w16 w16cex w16sdtdh w16sdtfl w16du wp14">
+  <w:abstractNum w:abstractNumId="0" w15:restartNumberingAfterBreak="0">
+    <w:nsid w:val="3FF444A6"/>
+    <w:multiLevelType w:val="hybridMultilevel"/>
+    <w:tmpl w:val="AE06AF90"/>
+    <w:lvl w:ilvl="0" w:tplc="DFA2C31C">
+      <w:numFmt w:val="bullet"/>
+      <w:lvlText w:val="-"/>
+      <w:lvlJc w:val="left"/>
+      <w:pPr>
+        <w:ind w:left="720" w:hanging="360"/>
+      </w:pPr>
+      <w:rPr>
+        <w:rFonts w:ascii="Aptos Display" w:eastAsiaTheme="majorEastAsia" w:hAnsi="Aptos Display" w:cstheme="majorBidi" w:hint="default"/>
+      </w:rPr>
+    </w:lvl>
+    <w:lvl w:ilvl="1" w:tplc="4C090003" w:tentative="1">
+      <w:start w:val="1"/>
+      <w:numFmt w:val="bullet"/>
+      <w:lvlText w:val="o"/>
+      <w:lvlJc w:val="left"/>
+      <w:pPr>
+        <w:ind w:left="1440" w:hanging="360"/>
+      </w:pPr>
+      <w:rPr>
+        <w:rFonts w:ascii="Courier New" w:hAnsi="Courier New" w:cs="Courier New" w:hint="default"/>
+      </w:rPr>
+    </w:lvl>
+    <w:lvl w:ilvl="2" w:tplc="4C090005" w:tentative="1">
+      <w:start w:val="1"/>
+      <w:numFmt w:val="bullet"/>
+      <w:lvlText w:val=""/>
+      <w:lvlJc w:val="left"/>
+      <w:pPr>
+        <w:ind w:left="2160" w:hanging="360"/>
+      </w:pPr>
+      <w:rPr>
+        <w:rFonts w:ascii="Wingdings" w:hAnsi="Wingdings" w:hint="default"/>
+      </w:rPr>
+    </w:lvl>
+    <w:lvl w:ilvl="3" w:tplc="4C090001" w:tentative="1">
+      <w:start w:val="1"/>
+      <w:numFmt w:val="bullet"/>
+      <w:lvlText w:val=""/>
+      <w:lvlJc w:val="left"/>
+      <w:pPr>
+        <w:ind w:left="2880" w:hanging="360"/>
+      </w:pPr>
+      <w:rPr>
+        <w:rFonts w:ascii="Symbol" w:hAnsi="Symbol" w:hint="default"/>
+      </w:rPr>
+    </w:lvl>
+    <w:lvl w:ilvl="4" w:tplc="4C090003" w:tentative="1">
+      <w:start w:val="1"/>
+      <w:numFmt w:val="bullet"/>
+      <w:lvlText w:val="o"/>
+      <w:lvlJc w:val="left"/>
+      <w:pPr>
+        <w:ind w:left="3600" w:hanging="360"/>
+      </w:pPr>
+      <w:rPr>
+        <w:rFonts w:ascii="Courier New" w:hAnsi="Courier New" w:cs="Courier New" w:hint="default"/>
+      </w:rPr>
+    </w:lvl>
+    <w:lvl w:ilvl="5" w:tplc="4C090005" w:tentative="1">
+      <w:start w:val="1"/>
+      <w:numFmt w:val="bullet"/>
+      <w:lvlText w:val=""/>
+      <w:lvlJc w:val="left"/>
+      <w:pPr>
+        <w:ind w:left="4320" w:hanging="360"/>
+      </w:pPr>
+      <w:rPr>
+        <w:rFonts w:ascii="Wingdings" w:hAnsi="Wingdings" w:hint="default"/>
+      </w:rPr>
+    </w:lvl>
+    <w:lvl w:ilvl="6" w:tplc="4C090001" w:tentative="1">
+      <w:start w:val="1"/>
+      <w:numFmt w:val="bullet"/>
+      <w:lvlText w:val=""/>
+      <w:lvlJc w:val="left"/>
+      <w:pPr>
+        <w:ind w:left="5040" w:hanging="360"/>
+      </w:pPr>
+      <w:rPr>
+        <w:rFonts w:ascii="Symbol" w:hAnsi="Symbol" w:hint="default"/>
+      </w:rPr>
+    </w:lvl>
+    <w:lvl w:ilvl="7" w:tplc="4C090003" w:tentative="1">
+      <w:start w:val="1"/>
+      <w:numFmt w:val="bullet"/>
+      <w:lvlText w:val="o"/>
+      <w:lvlJc w:val="left"/>
+      <w:pPr>
+        <w:ind w:left="5760" w:hanging="360"/>
+      </w:pPr>
+      <w:rPr>
+        <w:rFonts w:ascii="Courier New" w:hAnsi="Courier New" w:cs="Courier New" w:hint="default"/>
+      </w:rPr>
+    </w:lvl>
+    <w:lvl w:ilvl="8" w:tplc="4C090005" w:tentative="1">
+      <w:start w:val="1"/>
+      <w:numFmt w:val="bullet"/>
+      <w:lvlText w:val=""/>
+      <w:lvlJc w:val="left"/>
+      <w:pPr>
+        <w:ind w:left="6480" w:hanging="360"/>
+      </w:pPr>
+      <w:rPr>
+        <w:rFonts w:ascii="Wingdings" w:hAnsi="Wingdings" w:hint="default"/>
+      </w:rPr>
+    </w:lvl>
+  </w:abstractNum>
+  <w:num w:numId="1" w16cid:durableId="983317400">
+    <w:abstractNumId w:val="0"/>
+  </w:num>
+</w:numbering>
 </file>
 
 <file path=word/styles.xml><?xml version="1.0" encoding="utf-8"?>
